--- a/manuscript/zh/论文修改说明.docx
+++ b/manuscript/zh/论文修改说明.docx
@@ -16553,6 +16553,108 @@
       </w:r>
     </w:p>
     <w:bookmarkEnd w:id="34"/>
+    <w:bookmarkStart w:id="35" w:name="七本轮更新nmc结果仅中文版"/>
+    <w:p>
+      <w:pPr>
+        <w:pStyle w:val="Heading2"/>
+      </w:pPr>
+      <w:r>
+        <w:t xml:space="preserve">七、本轮更新：NMC结果（仅中文版）</w:t>
+      </w:r>
+    </w:p>
+    <w:p>
+      <w:pPr>
+        <w:pStyle w:val="Compact"/>
+        <w:numPr>
+          <w:ilvl w:val="0"/>
+          <w:numId w:val="1003"/>
+        </w:numPr>
+      </w:pPr>
+      <w:r>
+        <w:rPr>
+          <w:b/>
+          <w:bCs/>
+        </w:rPr>
+        <w:t xml:space="preserve">NMC结果改用原实现</w:t>
+      </w:r>
+      <w:r>
+        <w:t xml:space="preserve">：作者原代码在NMC/石墨数据上得到R0 1.968、A2 2.132、A1 2.468、GBDT 0.965个百分点，R0 − A2 = −0.163个百分点（Holm</w:t>
+      </w:r>
+      <w:r>
+        <w:t xml:space="preserve"> </w:t>
+      </w:r>
+      <w:r>
+        <w:rPr>
+          <w:i/>
+          <w:iCs/>
+        </w:rPr>
+        <w:t xml:space="preserve">p</w:t>
+      </w:r>
+      <w:r>
+        <w:t xml:space="preserve"> </w:t>
+      </w:r>
+      <w:r>
+        <w:t xml:space="preserve">= 0.0004，39/44，降低7.6%）。原4.7节“NMC上未观察到波形增量”一句删除；摘要、贡献（3）、结论（3）改为“波形增量在独立NMC/石墨数据集上得到重复”；4.6节新增“独立化学体系”一段。</w:t>
+      </w:r>
+    </w:p>
+    <w:p>
+      <w:pPr>
+        <w:pStyle w:val="Compact"/>
+        <w:numPr>
+          <w:ilvl w:val="0"/>
+          <w:numId w:val="1003"/>
+        </w:numPr>
+      </w:pPr>
+      <w:r>
+        <w:rPr>
+          <w:b/>
+          <w:bCs/>
+        </w:rPr>
+        <w:t xml:space="preserve">新增论证“波形分支补充的信息”</w:t>
+      </w:r>
+      <w:r>
+        <w:t xml:space="preserve">（4.6节）：NMC脉冲前电压随SOH变化（|ρ|平均0.93，LFP为0.36）；波形分支只看首点作差电压，补充的是动态响应。复现实现中主干含绝对电压水平特征时增量消失，移除后恢复为−0.158个百分点，与原实现一致。</w:t>
+      </w:r>
+    </w:p>
+    <w:p>
+      <w:pPr>
+        <w:pStyle w:val="Compact"/>
+        <w:numPr>
+          <w:ilvl w:val="0"/>
+          <w:numId w:val="1003"/>
+        </w:numPr>
+      </w:pPr>
+      <w:r>
+        <w:rPr>
+          <w:b/>
+          <w:bCs/>
+        </w:rPr>
+        <w:t xml:space="preserve">补充材料</w:t>
+      </w:r>
+      <w:r>
+        <w:t xml:space="preserve">：补充说明S6的NMC段改写，并新增“复现实现与原实现的差异”一段；补充表S7加入原实现行与“主干不含绝对电压水平特征”行，表题改为“补充实验结果”。</w:t>
+      </w:r>
+    </w:p>
+    <w:p>
+      <w:pPr>
+        <w:pStyle w:val="Compact"/>
+        <w:numPr>
+          <w:ilvl w:val="0"/>
+          <w:numId w:val="1003"/>
+        </w:numPr>
+      </w:pPr>
+      <w:r>
+        <w:rPr>
+          <w:b/>
+          <w:bCs/>
+        </w:rPr>
+        <w:t xml:space="preserve">待补</w:t>
+      </w:r>
+      <w:r>
+        <w:t xml:space="preserve">：原实现R0 − A2的95%置信区间（补充表S7中标为“待补”）；英文版尚未同步修改。</w:t>
+      </w:r>
+    </w:p>
+    <w:bookmarkEnd w:id="35"/>
     <w:sectPr>
       <w:footerReference w:type="default" r:id="rId9"/>
       <w:pgSz w:w="11906" w:h="16838"/>
@@ -16879,6 +16981,9 @@
     <w:lvlOverride w:ilvl="8">
       <w:startOverride w:val="1"/>
     </w:lvlOverride>
+  </w:num>
+  <w:num w:numId="1003">
+    <w:abstractNumId w:val="991"/>
   </w:num>
 </w:numbering>
 </file>

--- a/manuscript/zh/论文修改说明.docx
+++ b/manuscript/zh/论文修改说明.docx
@@ -16655,6 +16655,73 @@
       </w:r>
     </w:p>
     <w:bookmarkEnd w:id="35"/>
+    <w:bookmarkStart w:id="36" w:name="八本轮更新删除树模型与传统回归器对照中文版英文模板版"/>
+    <w:p>
+      <w:pPr>
+        <w:pStyle w:val="Heading2"/>
+      </w:pPr>
+      <w:r>
+        <w:t xml:space="preserve">八、本轮更新：删除树模型与传统回归器对照（中文版、英文模板版）</w:t>
+      </w:r>
+    </w:p>
+    <w:p>
+      <w:pPr>
+        <w:pStyle w:val="Compact"/>
+        <w:numPr>
+          <w:ilvl w:val="0"/>
+          <w:numId w:val="1004"/>
+        </w:numPr>
+      </w:pPr>
+      <w:r>
+        <w:rPr>
+          <w:b/>
+          <w:bCs/>
+        </w:rPr>
+        <w:t xml:space="preserve">正文</w:t>
+      </w:r>
+      <w:r>
+        <w:t xml:space="preserve">：删除3.5.2节（传统回归器与信息来源对照）和3.5.4节（GBDT主干上的波形增量），原3.5.3、3.5.5节改为3.5.2、3.5.3节；4.4节改为“与已有脉冲模型的比较”，表7只保留R0、A2和Nowacki等复现模型；删除原图6（学习器依赖），原图7、图8改为图6、图7，图7（泛化与稳健性）去掉GBDT后重绘；表9删去GBDT列；4.6、4.7节和结论中所有与GBDT的比较删除；术语表删去GBDT、GPR、RBF-SVR；检验族由9个改为7个。</w:t>
+      </w:r>
+    </w:p>
+    <w:p>
+      <w:pPr>
+        <w:pStyle w:val="Compact"/>
+        <w:numPr>
+          <w:ilvl w:val="0"/>
+          <w:numId w:val="1004"/>
+        </w:numPr>
+      </w:pPr>
+      <w:r>
+        <w:rPr>
+          <w:b/>
+          <w:bCs/>
+        </w:rPr>
+        <w:t xml:space="preserve">补充材料</w:t>
+      </w:r>
+      <w:r>
+        <w:t xml:space="preserve">：删除原补充说明S3（超参数网格）、S5（GBDT主干），原S4、S6改为S3、S4；删除原补充表S5（传统回归器），原S6、S7改为S5、S6，并删去GBDT列；补充表S3删去传统回归器、信息来源对照和强主干行（神经网络训练次数改为465次）。</w:t>
+      </w:r>
+    </w:p>
+    <w:p>
+      <w:pPr>
+        <w:pStyle w:val="Compact"/>
+        <w:numPr>
+          <w:ilvl w:val="0"/>
+          <w:numId w:val="1004"/>
+        </w:numPr>
+      </w:pPr>
+      <w:r>
+        <w:rPr>
+          <w:b/>
+          <w:bCs/>
+        </w:rPr>
+        <w:t xml:space="preserve">待处理</w:t>
+      </w:r>
+      <w:r>
+        <w:t xml:space="preserve">：补充图S3为原稿图10，图中含GBDT曲线，需用原始数据重画（已列入本地任务说明第五项）。</w:t>
+      </w:r>
+    </w:p>
+    <w:bookmarkEnd w:id="36"/>
     <w:sectPr>
       <w:footerReference w:type="default" r:id="rId9"/>
       <w:pgSz w:w="11906" w:h="16838"/>
@@ -16983,6 +17050,9 @@
     </w:lvlOverride>
   </w:num>
   <w:num w:numId="1003">
+    <w:abstractNumId w:val="991"/>
+  </w:num>
+  <w:num w:numId="1004">
     <w:abstractNumId w:val="991"/>
   </w:num>
 </w:numbering>
